--- a/BaoCao-CongViec-Theo-Tuan.docx
+++ b/BaoCao-CongViec-Theo-Tuan.docx
@@ -410,7 +410,7 @@
                 <w:rFonts w:ascii="Times New Roman" w:hAnsi="Times New Roman"/>
                 <w:sz w:val="24"/>
               </w:rPr>
-              <w:t>71 commit</w:t>
+              <w:t>72 commit</w:t>
             </w:r>
           </w:p>
         </w:tc>
@@ -1400,7 +1400,7 @@
                 <w:rFonts w:ascii="Times New Roman" w:hAnsi="Times New Roman"/>
                 <w:sz w:val="24"/>
               </w:rPr>
-              <w:t>2</w:t>
+              <w:t>3</w:t>
             </w:r>
           </w:p>
         </w:tc>
@@ -1417,7 +1417,7 @@
                 <w:rFonts w:ascii="Times New Roman" w:hAnsi="Times New Roman"/>
                 <w:sz w:val="24"/>
               </w:rPr>
-              <w:t>36</w:t>
+              <w:t>40</w:t>
             </w:r>
           </w:p>
         </w:tc>
@@ -1434,7 +1434,7 @@
                 <w:rFonts w:ascii="Times New Roman" w:hAnsi="Times New Roman"/>
                 <w:sz w:val="24"/>
               </w:rPr>
-              <w:t>2.255</w:t>
+              <w:t>3.287</w:t>
             </w:r>
           </w:p>
         </w:tc>
@@ -1502,7 +1502,7 @@
                 <w:rFonts w:ascii="Times New Roman" w:hAnsi="Times New Roman"/>
                 <w:sz w:val="24"/>
               </w:rPr>
-              <w:t>71</w:t>
+              <w:t>72</w:t>
             </w:r>
           </w:p>
         </w:tc>
@@ -1535,7 +1535,7 @@
                 <w:rFonts w:ascii="Times New Roman" w:hAnsi="Times New Roman"/>
                 <w:sz w:val="24"/>
               </w:rPr>
-              <w:t>38.639</w:t>
+              <w:t>39.671</w:t>
             </w:r>
           </w:p>
         </w:tc>
@@ -1700,7 +1700,7 @@
                 <w:rFonts w:ascii="Times New Roman" w:hAnsi="Times New Roman"/>
                 <w:sz w:val="24"/>
               </w:rPr>
-              <w:t>50</w:t>
+              <w:t>51</w:t>
             </w:r>
           </w:p>
         </w:tc>
@@ -1717,7 +1717,7 @@
                 <w:rFonts w:ascii="Times New Roman" w:hAnsi="Times New Roman"/>
                 <w:sz w:val="24"/>
               </w:rPr>
-              <w:t>Kiểm thử đơn vị tầng dịch vụ, kiểm thử hộp đen chương IV, kiểm thử giao diện đầu-cuối, khắc phục khiếm khuyết</w:t>
+              <w:t>Kiểm thử đơn vị tầng dịch vụ, kiểm thử hộp đen chương IV, xây dựng bộ kiểm thử API và giao diện đầu-cuối, khắc phục khiếm khuyết</w:t>
             </w:r>
           </w:p>
         </w:tc>
@@ -1789,7 +1789,7 @@
                 <w:rFonts w:ascii="Times New Roman" w:hAnsi="Times New Roman"/>
                 <w:sz w:val="24"/>
               </w:rPr>
-              <w:t>NhwNgocc</w:t>
+              <w:t>Trần Tô Như Ngọc</w:t>
             </w:r>
           </w:p>
         </w:tc>
@@ -1823,7 +1823,7 @@
                 <w:rFonts w:ascii="Times New Roman" w:hAnsi="Times New Roman"/>
                 <w:sz w:val="24"/>
               </w:rPr>
-              <w:t>Bản thuyết minh kiểm chứng phần mềm bằng văn bản, gồm bốn phần</w:t>
+              <w:t>Thực hiện kiểm thử API và kiểm thử giao diện đầu-cuối, lập báo cáo kết quả; bản thuyết minh kiểm chứng phần mềm bằng văn bản, gồm bốn phần</w:t>
             </w:r>
           </w:p>
         </w:tc>
@@ -1857,22 +1857,6 @@
           <w:sz w:val="22"/>
         </w:rPr>
         <w:t>Lưu ý khi đọc bảng trên: SỐ COMMIT KHÔNG TỶ LỆ VỚI KHỐI LƯỢNG CÔNG VIỆC. Một bản thuyết minh dài hơn một trăm đoạn kèm bảng biểu và ảnh chụp màn hình chỉ chiếm một đến hai commit, trong khi một đợt chỉnh sửa cách trình bày báo cáo có thể sinh ra hơn mười commit nhỏ. Bảng phân công ở mục 2 phản ánh đóng góp chính xác hơn.</w:t>
-      </w:r>
-    </w:p>
-    <w:p>
-      <w:pPr>
-        <w:spacing w:before="0" w:after="120"/>
-        <w:jc w:val="both"/>
-      </w:pPr>
-      <w:r>
-        <w:rPr>
-          <w:rFonts w:ascii="Times New Roman" w:hAnsi="Times New Roman"/>
-          <w:b w:val="0"/>
-          <w:i/>
-          <w:color w:val="595959"/>
-          <w:sz w:val="22"/>
-        </w:rPr>
-        <w:t>Tên thành viên lấy theo tên tác giả ghi trong lịch sử Git. Dòng đang hiển thị tên tài khoản thay vì họ tên đầy đủ là do tài khoản đó chưa khai họ tên trong cấu hình Git — có thể điền lại thủ công khi nộp.</w:t>
       </w:r>
     </w:p>
     <w:p>
@@ -2328,7 +2312,60 @@
                 <w:rFonts w:ascii="Times New Roman" w:hAnsi="Times New Roman"/>
                 <w:sz w:val="22"/>
               </w:rPr>
-              <w:t>Bộ Postman: tập lệnh, biến môi trường, bảo đảm chạy lại được</w:t>
+              <w:t>Chạy bộ kiểm thử Postman/Newman và lập báo cáo kết quả — 92 trường hợp, 112 request, 358 phép kiểm</w:t>
+            </w:r>
+          </w:p>
+        </w:tc>
+        <w:tc>
+          <w:tcPr>
+            <w:tcW w:type="dxa" w:w="2494"/>
+          </w:tcPr>
+          <w:p>
+            <w:pPr>
+              <w:jc w:val="left"/>
+            </w:pPr>
+            <w:r>
+              <w:rPr>
+                <w:rFonts w:ascii="Times New Roman" w:hAnsi="Times New Roman"/>
+                <w:sz w:val="22"/>
+              </w:rPr>
+              <w:t>Trần Tô Như Ngọc</w:t>
+            </w:r>
+          </w:p>
+        </w:tc>
+      </w:tr>
+      <w:tr>
+        <w:tc>
+          <w:tcPr>
+            <w:tcW w:type="dxa" w:w="2494"/>
+          </w:tcPr>
+          <w:p>
+            <w:pPr>
+              <w:jc w:val="left"/>
+            </w:pPr>
+            <w:r>
+              <w:rPr>
+                <w:rFonts w:ascii="Times New Roman" w:hAnsi="Times New Roman"/>
+                <w:sz w:val="22"/>
+              </w:rPr>
+              <w:t>— xây dựng bộ kiểm thử API</w:t>
+            </w:r>
+          </w:p>
+        </w:tc>
+        <w:tc>
+          <w:tcPr>
+            <w:tcW w:type="dxa" w:w="3515"/>
+          </w:tcPr>
+          <w:p>
+            <w:pPr>
+              <w:jc w:val="left"/>
+            </w:pPr>
+            <w:r>
+              <w:rPr>
+                <w:rFonts w:ascii="Times New Roman" w:hAnsi="Times New Roman"/>
+                <w:sz w:val="22"/>
+              </w:rPr>
+              <w:t>Tập lệnh Postman, biến môi trường, bảo đảm chạy lại được nhiều lần</w:t>
             </w:r>
           </w:p>
         </w:tc>
@@ -2365,6 +2402,59 @@
                 <w:sz w:val="22"/>
               </w:rPr>
               <w:t>Kiểm thử giao diện đầu-cuối</w:t>
+            </w:r>
+          </w:p>
+        </w:tc>
+        <w:tc>
+          <w:tcPr>
+            <w:tcW w:type="dxa" w:w="3515"/>
+          </w:tcPr>
+          <w:p>
+            <w:pPr>
+              <w:jc w:val="left"/>
+            </w:pPr>
+            <w:r>
+              <w:rPr>
+                <w:rFonts w:ascii="Times New Roman" w:hAnsi="Times New Roman"/>
+                <w:sz w:val="22"/>
+              </w:rPr>
+              <w:t>Chạy bộ kiểm thử CodeceptJS và lập báo cáo kết quả — 17 kịch bản trên 8 nhóm chức năng</w:t>
+            </w:r>
+          </w:p>
+        </w:tc>
+        <w:tc>
+          <w:tcPr>
+            <w:tcW w:type="dxa" w:w="2494"/>
+          </w:tcPr>
+          <w:p>
+            <w:pPr>
+              <w:jc w:val="left"/>
+            </w:pPr>
+            <w:r>
+              <w:rPr>
+                <w:rFonts w:ascii="Times New Roman" w:hAnsi="Times New Roman"/>
+                <w:sz w:val="22"/>
+              </w:rPr>
+              <w:t>Trần Tô Như Ngọc</w:t>
+            </w:r>
+          </w:p>
+        </w:tc>
+      </w:tr>
+      <w:tr>
+        <w:tc>
+          <w:tcPr>
+            <w:tcW w:type="dxa" w:w="2494"/>
+          </w:tcPr>
+          <w:p>
+            <w:pPr>
+              <w:jc w:val="left"/>
+            </w:pPr>
+            <w:r>
+              <w:rPr>
+                <w:rFonts w:ascii="Times New Roman" w:hAnsi="Times New Roman"/>
+                <w:sz w:val="22"/>
+              </w:rPr>
+              <w:t>— xây dựng bộ kiểm thử giao diện</w:t>
             </w:r>
           </w:p>
         </w:tc>
@@ -2663,7 +2753,7 @@
                 <w:rFonts w:ascii="Times New Roman" w:hAnsi="Times New Roman"/>
                 <w:sz w:val="22"/>
               </w:rPr>
-              <w:t>NhwNgocc</w:t>
+              <w:t>Trần Tô Như Ngọc</w:t>
             </w:r>
           </w:p>
         </w:tc>
@@ -2749,7 +2839,7 @@
           <w:color w:val="1F4E79"/>
           <w:sz w:val="27"/>
         </w:rPr>
-        <w:t>2.1. Khối lượng kiểm thử tự động theo người viết</w:t>
+        <w:t>2.1. Khối lượng kiểm thử JUnit theo người viết</w:t>
       </w:r>
     </w:p>
     <w:p>
@@ -2764,7 +2854,7 @@
           <w:i w:val="0"/>
           <w:sz w:val="26"/>
         </w:rPr>
-        <w:t>Số liệu lấy từ kết quả chạy Maven Surefire, đối chiếu với tác giả tạo ra từng tệp kiểm thử. Bảng chỉ tính kiểm thử tự động — không phản ánh phần tài liệu, báo cáo và sửa lỗi ứng dụng, vốn là những phần chiếm khối lượng lớn nhưng không sinh ra test.</w:t>
+        <w:t>Số liệu lấy từ kết quả chạy Maven Surefire, đối chiếu với tác giả tạo ra từng tệp kiểm thử.</w:t>
       </w:r>
     </w:p>
     <w:tbl>
@@ -3081,6 +3171,36 @@
     </w:p>
     <w:p>
       <w:pPr>
+        <w:spacing w:before="0" w:after="120"/>
+        <w:jc w:val="both"/>
+      </w:pPr>
+      <w:r>
+        <w:rPr>
+          <w:rFonts w:ascii="Times New Roman" w:hAnsi="Times New Roman"/>
+          <w:b w:val="0"/>
+          <w:i/>
+          <w:color w:val="595959"/>
+          <w:sz w:val="22"/>
+        </w:rPr>
+        <w:t>Bảng trên CHỈ tính kiểm thử viết bằng JUnit. Hai mảng kiểm thử còn lại chạy bằng công cụ khác nên không xuất hiện trong kết quả Surefire, phải ghi riêng dưới đây — nếu không, người đảm nhận hai mảng đó sẽ hiện ra với con số 0 và bị hiểu nhầm là không tham gia kiểm thử.</w:t>
+      </w:r>
+    </w:p>
+    <w:p>
+      <w:pPr>
+        <w:spacing w:before="0" w:after="120"/>
+        <w:jc w:val="both"/>
+      </w:pPr>
+      <w:r>
+        <w:rPr>
+          <w:rFonts w:ascii="Times New Roman" w:hAnsi="Times New Roman"/>
+          <w:b w:val="0"/>
+          <w:i w:val="0"/>
+          <w:sz w:val="26"/>
+        </w:rPr>
+      </w:r>
+    </w:p>
+    <w:p>
+      <w:pPr>
         <w:spacing w:before="200" w:after="120"/>
         <w:jc w:val="left"/>
       </w:pPr>
@@ -3092,7 +3212,212 @@
           <w:color w:val="1F4E79"/>
           <w:sz w:val="27"/>
         </w:rPr>
-        <w:t>2.2. Sản phẩm bàn giao</w:t>
+        <w:t>2.2. Khối lượng kiểm thử ngoài JUnit</w:t>
+      </w:r>
+    </w:p>
+    <w:tbl>
+      <w:tblPr>
+        <w:tblStyle w:val="TableGrid"/>
+        <w:tblW w:type="auto" w:w="0"/>
+        <w:jc w:val="center"/>
+        <w:tblLook w:firstColumn="1" w:firstRow="1" w:lastColumn="0" w:lastRow="0" w:noHBand="0" w:noVBand="1" w:val="04A0"/>
+      </w:tblPr>
+      <w:tblGrid>
+        <w:gridCol w:w="3135"/>
+        <w:gridCol w:w="3135"/>
+        <w:gridCol w:w="3135"/>
+      </w:tblGrid>
+      <w:tr>
+        <w:tc>
+          <w:tcPr>
+            <w:tcW w:type="dxa" w:w="2835"/>
+          </w:tcPr>
+          <w:p>
+            <w:pPr>
+              <w:jc w:val="center"/>
+            </w:pPr>
+            <w:r>
+              <w:rPr>
+                <w:rFonts w:ascii="Times New Roman" w:hAnsi="Times New Roman"/>
+                <w:b/>
+                <w:sz w:val="24"/>
+              </w:rPr>
+              <w:t>Loại kiểm thử</w:t>
+            </w:r>
+          </w:p>
+        </w:tc>
+        <w:tc>
+          <w:tcPr>
+            <w:tcW w:type="dxa" w:w="3402"/>
+          </w:tcPr>
+          <w:p>
+            <w:pPr>
+              <w:jc w:val="center"/>
+            </w:pPr>
+            <w:r>
+              <w:rPr>
+                <w:rFonts w:ascii="Times New Roman" w:hAnsi="Times New Roman"/>
+                <w:b/>
+                <w:sz w:val="24"/>
+              </w:rPr>
+              <w:t>Khối lượng đã chạy</w:t>
+            </w:r>
+          </w:p>
+        </w:tc>
+        <w:tc>
+          <w:tcPr>
+            <w:tcW w:type="dxa" w:w="2268"/>
+          </w:tcPr>
+          <w:p>
+            <w:pPr>
+              <w:jc w:val="center"/>
+            </w:pPr>
+            <w:r>
+              <w:rPr>
+                <w:rFonts w:ascii="Times New Roman" w:hAnsi="Times New Roman"/>
+                <w:b/>
+                <w:sz w:val="24"/>
+              </w:rPr>
+              <w:t>Người thực hiện</w:t>
+            </w:r>
+          </w:p>
+        </w:tc>
+      </w:tr>
+      <w:tr>
+        <w:tc>
+          <w:tcPr>
+            <w:tcW w:type="dxa" w:w="2835"/>
+          </w:tcPr>
+          <w:p>
+            <w:pPr>
+              <w:jc w:val="left"/>
+            </w:pPr>
+            <w:r>
+              <w:rPr>
+                <w:rFonts w:ascii="Times New Roman" w:hAnsi="Times New Roman"/>
+                <w:sz w:val="24"/>
+              </w:rPr>
+              <w:t>Kiểm thử API (Postman / Newman)</w:t>
+            </w:r>
+          </w:p>
+        </w:tc>
+        <w:tc>
+          <w:tcPr>
+            <w:tcW w:type="dxa" w:w="3402"/>
+          </w:tcPr>
+          <w:p>
+            <w:pPr>
+              <w:jc w:val="left"/>
+            </w:pPr>
+            <w:r>
+              <w:rPr>
+                <w:rFonts w:ascii="Times New Roman" w:hAnsi="Times New Roman"/>
+                <w:sz w:val="24"/>
+              </w:rPr>
+              <w:t>92 trường hợp thiết kế · 112 request · 358 phép kiểm · 0 lỗi</w:t>
+            </w:r>
+          </w:p>
+        </w:tc>
+        <w:tc>
+          <w:tcPr>
+            <w:tcW w:type="dxa" w:w="2268"/>
+          </w:tcPr>
+          <w:p>
+            <w:pPr>
+              <w:jc w:val="left"/>
+            </w:pPr>
+            <w:r>
+              <w:rPr>
+                <w:rFonts w:ascii="Times New Roman" w:hAnsi="Times New Roman"/>
+                <w:sz w:val="24"/>
+              </w:rPr>
+              <w:t>Trần Tô Như Ngọc</w:t>
+            </w:r>
+          </w:p>
+        </w:tc>
+      </w:tr>
+      <w:tr>
+        <w:tc>
+          <w:tcPr>
+            <w:tcW w:type="dxa" w:w="2835"/>
+          </w:tcPr>
+          <w:p>
+            <w:pPr>
+              <w:jc w:val="left"/>
+            </w:pPr>
+            <w:r>
+              <w:rPr>
+                <w:rFonts w:ascii="Times New Roman" w:hAnsi="Times New Roman"/>
+                <w:sz w:val="24"/>
+              </w:rPr>
+              <w:t>Kiểm thử giao diện đầu-cuối (CodeceptJS)</w:t>
+            </w:r>
+          </w:p>
+        </w:tc>
+        <w:tc>
+          <w:tcPr>
+            <w:tcW w:type="dxa" w:w="3402"/>
+          </w:tcPr>
+          <w:p>
+            <w:pPr>
+              <w:jc w:val="left"/>
+            </w:pPr>
+            <w:r>
+              <w:rPr>
+                <w:rFonts w:ascii="Times New Roman" w:hAnsi="Times New Roman"/>
+                <w:sz w:val="24"/>
+              </w:rPr>
+              <w:t>17 kịch bản trên 8 nhóm chức năng · 0 kịch bản thất bại</w:t>
+            </w:r>
+          </w:p>
+        </w:tc>
+        <w:tc>
+          <w:tcPr>
+            <w:tcW w:type="dxa" w:w="2268"/>
+          </w:tcPr>
+          <w:p>
+            <w:pPr>
+              <w:jc w:val="left"/>
+            </w:pPr>
+            <w:r>
+              <w:rPr>
+                <w:rFonts w:ascii="Times New Roman" w:hAnsi="Times New Roman"/>
+                <w:sz w:val="24"/>
+              </w:rPr>
+              <w:t>Trần Tô Như Ngọc</w:t>
+            </w:r>
+          </w:p>
+        </w:tc>
+      </w:tr>
+    </w:tbl>
+    <w:p>
+      <w:pPr>
+        <w:spacing w:before="0" w:after="120"/>
+        <w:jc w:val="both"/>
+      </w:pPr>
+      <w:r>
+        <w:rPr>
+          <w:rFonts w:ascii="Times New Roman" w:hAnsi="Times New Roman"/>
+          <w:b w:val="0"/>
+          <w:i w:val="0"/>
+          <w:sz w:val="26"/>
+        </w:rPr>
+      </w:r>
+    </w:p>
+    <w:p>
+      <w:pPr>
+        <w:spacing w:before="200" w:after="120"/>
+        <w:jc w:val="left"/>
+      </w:pPr>
+      <w:r>
+        <w:rPr>
+          <w:rFonts w:ascii="Times New Roman" w:hAnsi="Times New Roman"/>
+          <w:b/>
+          <w:i w:val="0"/>
+          <w:color w:val="1F4E79"/>
+          <w:sz w:val="27"/>
+        </w:rPr>
+        <w:t>2.3. Sản phẩm bàn giao</w:t>
       </w:r>
     </w:p>
     <w:tbl>
@@ -3158,7 +3483,7 @@
                 <w:b/>
                 <w:sz w:val="22"/>
               </w:rPr>
-              <w:t>Người tạo</w:t>
+              <w:t>Người phụ trách</w:t>
             </w:r>
           </w:p>
         </w:tc>
@@ -3264,7 +3589,7 @@
                 <w:rFonts w:ascii="Times New Roman" w:hAnsi="Times New Roman"/>
                 <w:sz w:val="22"/>
               </w:rPr>
-              <w:t>NhwNgocc</w:t>
+              <w:t>Trần Tô Như Ngọc</w:t>
             </w:r>
           </w:p>
         </w:tc>
@@ -3565,7 +3890,7 @@
                 <w:rFonts w:ascii="Times New Roman" w:hAnsi="Times New Roman"/>
                 <w:sz w:val="22"/>
               </w:rPr>
-              <w:t>Bộ kiểm thử API</w:t>
+              <w:t>Bộ kiểm thử API — xây dựng bởi Nguyễn Thành Phát và Vòng Minh Quân, chạy và lập báo cáo bởi Trần Tô Như Ngọc</w:t>
             </w:r>
           </w:p>
         </w:tc>
@@ -3582,7 +3907,7 @@
                 <w:rFonts w:ascii="Times New Roman" w:hAnsi="Times New Roman"/>
                 <w:sz w:val="22"/>
               </w:rPr>
-              <w:t>Nguyễn Thành Phát · Vòng Minh Quân</w:t>
+              <w:t>Trần Tô Như Ngọc</w:t>
             </w:r>
           </w:p>
         </w:tc>
@@ -3618,7 +3943,7 @@
                 <w:rFonts w:ascii="Times New Roman" w:hAnsi="Times New Roman"/>
                 <w:sz w:val="22"/>
               </w:rPr>
-              <w:t>Bộ kiểm thử giao diện đầu-cuối</w:t>
+              <w:t>Bộ kiểm thử giao diện đầu-cuối — xây dựng bởi Nguyễn Thành Phát, chạy và lập báo cáo bởi Trần Tô Như Ngọc</w:t>
             </w:r>
           </w:p>
         </w:tc>
@@ -3635,7 +3960,7 @@
                 <w:rFonts w:ascii="Times New Roman" w:hAnsi="Times New Roman"/>
                 <w:sz w:val="22"/>
               </w:rPr>
-              <w:t>Nguyễn Thành Phát</w:t>
+              <w:t>Trần Tô Như Ngọc</w:t>
             </w:r>
           </w:p>
         </w:tc>
@@ -5477,7 +5802,7 @@
           <w:color w:val="595959"/>
           <w:sz w:val="22"/>
         </w:rPr>
-        <w:t>Buổi học: 09/09/2026   ·   Khoảng thời gian: 09/09 – 15/09/2026   ·   Khối lượng: 2 commit, 36 tệp thay đổi, 2.255 dòng thêm mới</w:t>
+        <w:t>Buổi học: 09/09/2026   ·   Khoảng thời gian: 09/09 – 15/09/2026   ·   Khối lượng: 3 commit, 40 tệp thay đổi, 3.287 dòng thêm mới</w:t>
       </w:r>
     </w:p>
     <w:p>

--- a/BaoCao-CongViec-Theo-Tuan.docx
+++ b/BaoCao-CongViec-Theo-Tuan.docx
@@ -410,7 +410,7 @@
                 <w:rFonts w:ascii="Times New Roman" w:hAnsi="Times New Roman"/>
                 <w:sz w:val="24"/>
               </w:rPr>
-              <w:t>72 commit</w:t>
+              <w:t>74 commit</w:t>
             </w:r>
           </w:p>
         </w:tc>
@@ -1400,7 +1400,7 @@
                 <w:rFonts w:ascii="Times New Roman" w:hAnsi="Times New Roman"/>
                 <w:sz w:val="24"/>
               </w:rPr>
-              <w:t>3</w:t>
+              <w:t>5</w:t>
             </w:r>
           </w:p>
         </w:tc>
@@ -1417,7 +1417,7 @@
                 <w:rFonts w:ascii="Times New Roman" w:hAnsi="Times New Roman"/>
                 <w:sz w:val="24"/>
               </w:rPr>
-              <w:t>40</w:t>
+              <w:t>55</w:t>
             </w:r>
           </w:p>
         </w:tc>
@@ -1434,7 +1434,7 @@
                 <w:rFonts w:ascii="Times New Roman" w:hAnsi="Times New Roman"/>
                 <w:sz w:val="24"/>
               </w:rPr>
-              <w:t>3.287</w:t>
+              <w:t>3.449</w:t>
             </w:r>
           </w:p>
         </w:tc>
@@ -1502,7 +1502,7 @@
                 <w:rFonts w:ascii="Times New Roman" w:hAnsi="Times New Roman"/>
                 <w:sz w:val="24"/>
               </w:rPr>
-              <w:t>72</w:t>
+              <w:t>74</w:t>
             </w:r>
           </w:p>
         </w:tc>
@@ -1535,7 +1535,7 @@
                 <w:rFonts w:ascii="Times New Roman" w:hAnsi="Times New Roman"/>
                 <w:sz w:val="24"/>
               </w:rPr>
-              <w:t>39.671</w:t>
+              <w:t>39.833</w:t>
             </w:r>
           </w:p>
         </w:tc>
@@ -1700,7 +1700,7 @@
                 <w:rFonts w:ascii="Times New Roman" w:hAnsi="Times New Roman"/>
                 <w:sz w:val="24"/>
               </w:rPr>
-              <w:t>51</w:t>
+              <w:t>53</w:t>
             </w:r>
           </w:p>
         </w:tc>
@@ -3555,7 +3555,7 @@
                 <w:rFonts w:ascii="Times New Roman" w:hAnsi="Times New Roman"/>
                 <w:sz w:val="22"/>
               </w:rPr>
-              <w:t>BaoCao_Moi.docx</w:t>
+              <w:t>BaoCao-ThuyetMinh-KiemThu.docx</w:t>
             </w:r>
           </w:p>
         </w:tc>
@@ -5802,7 +5802,7 @@
           <w:color w:val="595959"/>
           <w:sz w:val="22"/>
         </w:rPr>
-        <w:t>Buổi học: 09/09/2026   ·   Khoảng thời gian: 09/09 – 15/09/2026   ·   Khối lượng: 3 commit, 40 tệp thay đổi, 3.287 dòng thêm mới</w:t>
+        <w:t>Buổi học: 09/09/2026   ·   Khoảng thời gian: 09/09 – 15/09/2026   ·   Khối lượng: 5 commit, 55 tệp thay đổi, 3.449 dòng thêm mới</w:t>
       </w:r>
     </w:p>
     <w:p>

--- a/BaoCao-CongViec-Theo-Tuan.docx
+++ b/BaoCao-CongViec-Theo-Tuan.docx
@@ -410,7 +410,7 @@
                 <w:rFonts w:ascii="Times New Roman" w:hAnsi="Times New Roman"/>
                 <w:sz w:val="24"/>
               </w:rPr>
-              <w:t>74 commit</w:t>
+              <w:t>77 commit</w:t>
             </w:r>
           </w:p>
         </w:tc>
@@ -1400,7 +1400,7 @@
                 <w:rFonts w:ascii="Times New Roman" w:hAnsi="Times New Roman"/>
                 <w:sz w:val="24"/>
               </w:rPr>
-              <w:t>5</w:t>
+              <w:t>8</w:t>
             </w:r>
           </w:p>
         </w:tc>
@@ -1417,7 +1417,7 @@
                 <w:rFonts w:ascii="Times New Roman" w:hAnsi="Times New Roman"/>
                 <w:sz w:val="24"/>
               </w:rPr>
-              <w:t>55</w:t>
+              <w:t>59</w:t>
             </w:r>
           </w:p>
         </w:tc>
@@ -1434,7 +1434,7 @@
                 <w:rFonts w:ascii="Times New Roman" w:hAnsi="Times New Roman"/>
                 <w:sz w:val="24"/>
               </w:rPr>
-              <w:t>3.449</w:t>
+              <w:t>3.877</w:t>
             </w:r>
           </w:p>
         </w:tc>
@@ -1502,7 +1502,7 @@
                 <w:rFonts w:ascii="Times New Roman" w:hAnsi="Times New Roman"/>
                 <w:sz w:val="24"/>
               </w:rPr>
-              <w:t>74</w:t>
+              <w:t>77</w:t>
             </w:r>
           </w:p>
         </w:tc>
@@ -1535,7 +1535,7 @@
                 <w:rFonts w:ascii="Times New Roman" w:hAnsi="Times New Roman"/>
                 <w:sz w:val="24"/>
               </w:rPr>
-              <w:t>39.833</w:t>
+              <w:t>40.261</w:t>
             </w:r>
           </w:p>
         </w:tc>
@@ -1700,7 +1700,7 @@
                 <w:rFonts w:ascii="Times New Roman" w:hAnsi="Times New Roman"/>
                 <w:sz w:val="24"/>
               </w:rPr>
-              <w:t>53</w:t>
+              <w:t>54</w:t>
             </w:r>
           </w:p>
         </w:tc>
@@ -1753,7 +1753,7 @@
                 <w:rFonts w:ascii="Times New Roman" w:hAnsi="Times New Roman"/>
                 <w:sz w:val="24"/>
               </w:rPr>
-              <w:t>19</w:t>
+              <w:t>21</w:t>
             </w:r>
           </w:p>
         </w:tc>
@@ -4032,6 +4032,59 @@
                 <w:rFonts w:ascii="Times New Roman" w:hAnsi="Times New Roman"/>
                 <w:sz w:val="22"/>
               </w:rPr>
+              <w:t>docs/CFG_White-box_CareerCompass.drawio</w:t>
+            </w:r>
+          </w:p>
+        </w:tc>
+        <w:tc>
+          <w:tcPr>
+            <w:tcW w:type="dxa" w:w="3061"/>
+          </w:tcPr>
+          <w:p>
+            <w:pPr>
+              <w:jc w:val="left"/>
+            </w:pPr>
+            <w:r>
+              <w:rPr>
+                <w:rFonts w:ascii="Times New Roman" w:hAnsi="Times New Roman"/>
+                <w:sz w:val="22"/>
+              </w:rPr>
+              <w:t>Sơ đồ dòng điều khiển phục vụ phân tích hộp trắng</w:t>
+            </w:r>
+          </w:p>
+        </w:tc>
+        <w:tc>
+          <w:tcPr>
+            <w:tcW w:type="dxa" w:w="2494"/>
+          </w:tcPr>
+          <w:p>
+            <w:pPr>
+              <w:jc w:val="left"/>
+            </w:pPr>
+            <w:r>
+              <w:rPr>
+                <w:rFonts w:ascii="Times New Roman" w:hAnsi="Times New Roman"/>
+                <w:sz w:val="22"/>
+              </w:rPr>
+              <w:t>Vòng Minh Quân</w:t>
+            </w:r>
+          </w:p>
+        </w:tc>
+      </w:tr>
+      <w:tr>
+        <w:tc>
+          <w:tcPr>
+            <w:tcW w:type="dxa" w:w="2948"/>
+          </w:tcPr>
+          <w:p>
+            <w:pPr>
+              <w:jc w:val="left"/>
+            </w:pPr>
+            <w:r>
+              <w:rPr>
+                <w:rFonts w:ascii="Times New Roman" w:hAnsi="Times New Roman"/>
+                <w:sz w:val="22"/>
+              </w:rPr>
               <w:t>SoDo-ChuyenTrangThai.drawio</w:t>
             </w:r>
           </w:p>
@@ -5802,7 +5855,7 @@
           <w:color w:val="595959"/>
           <w:sz w:val="22"/>
         </w:rPr>
-        <w:t>Buổi học: 09/09/2026   ·   Khoảng thời gian: 09/09 – 15/09/2026   ·   Khối lượng: 5 commit, 55 tệp thay đổi, 3.449 dòng thêm mới</w:t>
+        <w:t>Buổi học: 09/09/2026   ·   Khoảng thời gian: 09/09 – 15/09/2026   ·   Khối lượng: 8 commit, 59 tệp thay đổi, 3.877 dòng thêm mới</w:t>
       </w:r>
     </w:p>
     <w:p>

--- a/BaoCao-CongViec-Theo-Tuan.docx
+++ b/BaoCao-CongViec-Theo-Tuan.docx
@@ -410,7 +410,7 @@
                 <w:rFonts w:ascii="Times New Roman" w:hAnsi="Times New Roman"/>
                 <w:sz w:val="24"/>
               </w:rPr>
-              <w:t>77 commit</w:t>
+              <w:t>78 commit</w:t>
             </w:r>
           </w:p>
         </w:tc>
@@ -1400,7 +1400,7 @@
                 <w:rFonts w:ascii="Times New Roman" w:hAnsi="Times New Roman"/>
                 <w:sz w:val="24"/>
               </w:rPr>
-              <w:t>8</w:t>
+              <w:t>9</w:t>
             </w:r>
           </w:p>
         </w:tc>
@@ -1434,7 +1434,7 @@
                 <w:rFonts w:ascii="Times New Roman" w:hAnsi="Times New Roman"/>
                 <w:sz w:val="24"/>
               </w:rPr>
-              <w:t>3.877</w:t>
+              <w:t>3.879</w:t>
             </w:r>
           </w:p>
         </w:tc>
@@ -1502,7 +1502,7 @@
                 <w:rFonts w:ascii="Times New Roman" w:hAnsi="Times New Roman"/>
                 <w:sz w:val="24"/>
               </w:rPr>
-              <w:t>77</w:t>
+              <w:t>78</w:t>
             </w:r>
           </w:p>
         </w:tc>
@@ -1535,7 +1535,7 @@
                 <w:rFonts w:ascii="Times New Roman" w:hAnsi="Times New Roman"/>
                 <w:sz w:val="24"/>
               </w:rPr>
-              <w:t>40.261</w:t>
+              <w:t>40.263</w:t>
             </w:r>
           </w:p>
         </w:tc>
@@ -1700,7 +1700,7 @@
                 <w:rFonts w:ascii="Times New Roman" w:hAnsi="Times New Roman"/>
                 <w:sz w:val="24"/>
               </w:rPr>
-              <w:t>54</w:t>
+              <w:t>55</w:t>
             </w:r>
           </w:p>
         </w:tc>
@@ -3696,112 +3696,6 @@
                 <w:sz w:val="22"/>
               </w:rPr>
               <w:t>Nguyễn Thành Phát</w:t>
-            </w:r>
-          </w:p>
-        </w:tc>
-      </w:tr>
-      <w:tr>
-        <w:tc>
-          <w:tcPr>
-            <w:tcW w:type="dxa" w:w="2948"/>
-          </w:tcPr>
-          <w:p>
-            <w:pPr>
-              <w:jc w:val="left"/>
-            </w:pPr>
-            <w:r>
-              <w:rPr>
-                <w:rFonts w:ascii="Times New Roman" w:hAnsi="Times New Roman"/>
-                <w:sz w:val="22"/>
-              </w:rPr>
-              <w:t>CareerCompass_Test_Report_All_Methods.xlsx</w:t>
-            </w:r>
-          </w:p>
-        </w:tc>
-        <w:tc>
-          <w:tcPr>
-            <w:tcW w:type="dxa" w:w="3061"/>
-          </w:tcPr>
-          <w:p>
-            <w:pPr>
-              <w:jc w:val="left"/>
-            </w:pPr>
-            <w:r>
-              <w:rPr>
-                <w:rFonts w:ascii="Times New Roman" w:hAnsi="Times New Roman"/>
-                <w:sz w:val="22"/>
-              </w:rPr>
-              <w:t>Bảng tổng hợp 12 kỹ thuật kiểm thử</w:t>
-            </w:r>
-          </w:p>
-        </w:tc>
-        <w:tc>
-          <w:tcPr>
-            <w:tcW w:type="dxa" w:w="2494"/>
-          </w:tcPr>
-          <w:p>
-            <w:pPr>
-              <w:jc w:val="left"/>
-            </w:pPr>
-            <w:r>
-              <w:rPr>
-                <w:rFonts w:ascii="Times New Roman" w:hAnsi="Times New Roman"/>
-                <w:sz w:val="22"/>
-              </w:rPr>
-              <w:t>Vòng Minh Quân</w:t>
-            </w:r>
-          </w:p>
-        </w:tc>
-      </w:tr>
-      <w:tr>
-        <w:tc>
-          <w:tcPr>
-            <w:tcW w:type="dxa" w:w="2948"/>
-          </w:tcPr>
-          <w:p>
-            <w:pPr>
-              <w:jc w:val="left"/>
-            </w:pPr>
-            <w:r>
-              <w:rPr>
-                <w:rFonts w:ascii="Times New Roman" w:hAnsi="Times New Roman"/>
-                <w:sz w:val="22"/>
-              </w:rPr>
-              <w:t>CareerCompass_Test_Report.xlsx</w:t>
-            </w:r>
-          </w:p>
-        </w:tc>
-        <w:tc>
-          <w:tcPr>
-            <w:tcW w:type="dxa" w:w="3061"/>
-          </w:tcPr>
-          <w:p>
-            <w:pPr>
-              <w:jc w:val="left"/>
-            </w:pPr>
-            <w:r>
-              <w:rPr>
-                <w:rFonts w:ascii="Times New Roman" w:hAnsi="Times New Roman"/>
-                <w:sz w:val="22"/>
-              </w:rPr>
-              <w:t>Ma trận truy vết đặc tả và kịch bản kiểm thử</w:t>
-            </w:r>
-          </w:p>
-        </w:tc>
-        <w:tc>
-          <w:tcPr>
-            <w:tcW w:type="dxa" w:w="2494"/>
-          </w:tcPr>
-          <w:p>
-            <w:pPr>
-              <w:jc w:val="left"/>
-            </w:pPr>
-            <w:r>
-              <w:rPr>
-                <w:rFonts w:ascii="Times New Roman" w:hAnsi="Times New Roman"/>
-                <w:sz w:val="22"/>
-              </w:rPr>
-              <w:t>Vòng Minh Quân</w:t>
             </w:r>
           </w:p>
         </w:tc>
@@ -5855,7 +5749,7 @@
           <w:color w:val="595959"/>
           <w:sz w:val="22"/>
         </w:rPr>
-        <w:t>Buổi học: 09/09/2026   ·   Khoảng thời gian: 09/09 – 15/09/2026   ·   Khối lượng: 8 commit, 59 tệp thay đổi, 3.877 dòng thêm mới</w:t>
+        <w:t>Buổi học: 09/09/2026   ·   Khoảng thời gian: 09/09 – 15/09/2026   ·   Khối lượng: 9 commit, 59 tệp thay đổi, 3.879 dòng thêm mới</w:t>
       </w:r>
     </w:p>
     <w:p>
